--- a/docs/Требования.docx
+++ b/docs/Требования.docx
@@ -2,6 +2,666 @@
 <file path=word/document.xml><?xml version="1.0" encoding="utf-8"?>
 <w:document xmlns:wpc="http://schemas.microsoft.com/office/word/2010/wordprocessingCanvas" xmlns:cx="http://schemas.microsoft.com/office/drawing/2014/chartex" xmlns:cx1="http://schemas.microsoft.com/office/drawing/2015/9/8/chartex" xmlns:cx2="http://schemas.microsoft.com/office/drawing/2015/10/21/chartex" xmlns:cx3="http://schemas.microsoft.com/office/drawing/2016/5/9/chartex" xmlns:cx4="http://schemas.microsoft.com/office/drawing/2016/5/10/chartex" xmlns:cx5="http://schemas.microsoft.com/office/drawing/2016/5/11/chartex" xmlns:cx6="http://schemas.microsoft.com/office/drawing/2016/5/12/chartex" xmlns:cx7="http://schemas.microsoft.com/office/drawing/2016/5/13/chartex" xmlns:cx8="http://schemas.microsoft.com/office/drawing/2016/5/14/chartex" xmlns:mc="http://schemas.openxmlformats.org/markup-compatibility/2006" xmlns:aink="http://schemas.microsoft.com/office/drawing/2016/ink" xmlns:am3d="http://schemas.microsoft.com/office/drawing/2017/model3d" xmlns:o="urn:schemas-microsoft-com:office:office" xmlns:r="http://schemas.openxmlformats.org/officeDocument/2006/relationships" xmlns:m="http://schemas.openxmlformats.org/officeDocument/2006/math" xmlns:v="urn:schemas-microsoft-com:vml" xmlns:wp14="http://schemas.microsoft.com/office/word/2010/wordprocessingDrawing" xmlns:wp="http://schemas.openxmlformats.org/drawingml/2006/wordprocessingDrawing" xmlns:w10="urn:schemas-microsoft-com:office:word" xmlns:w="http://schemas.openxmlformats.org/wordprocessingml/2006/main" xmlns:w14="http://schemas.microsoft.com/office/word/2010/wordml" xmlns:w15="http://schemas.microsoft.com/office/word/2012/wordml" xmlns:w16cex="http://schemas.microsoft.com/office/word/2018/wordml/cex" xmlns:w16cid="http://schemas.microsoft.com/office/word/2016/wordml/cid" xmlns:w16="http://schemas.microsoft.com/office/word/2018/wordml" xmlns:w16sdtdh="http://schemas.microsoft.com/office/word/2020/wordml/sdtdatahash" xmlns:w16se="http://schemas.microsoft.com/office/word/2015/wordml/symex" xmlns:wpg="http://schemas.microsoft.com/office/word/2010/wordprocessingGroup" xmlns:wpi="http://schemas.microsoft.com/office/word/2010/wordprocessingInk" xmlns:wne="http://schemas.microsoft.com/office/word/2006/wordml" xmlns:wps="http://schemas.microsoft.com/office/word/2010/wordprocessingShape" mc:Ignorable="w14 w15 w16se w16cid w16 w16cex w16sdtdh wp14">
   <w:body>
+    <w:p>
+      <w:pPr>
+        <w:pStyle w:val="1"/>
+        <w:numPr>
+          <w:ilvl w:val="0"/>
+          <w:numId w:val="15"/>
+        </w:numPr>
+      </w:pPr>
+      <w:r>
+        <w:t>Пользователи системы</w:t>
+      </w:r>
+    </w:p>
+    <w:p>
+      <w:r>
+        <w:t>Для эффективной работы системы динамического ценообразования (ИС ДЦ) предусмотрены три основные роли пользователей. Каждая роль имеет чётко определённые права и обязанности, что обеспечивает разделение ответственности и безопасность системы.</w:t>
+      </w:r>
+    </w:p>
+    <w:p>
+      <w:pPr>
+        <w:ind w:firstLine="0"/>
+        <w:jc w:val="left"/>
+      </w:pPr>
+      <w:r>
+        <w:br w:type="page"/>
+      </w:r>
+    </w:p>
+    <w:tbl>
+      <w:tblPr>
+        <w:tblStyle w:val="a9"/>
+        <w:tblW w:w="0" w:type="auto"/>
+        <w:tblLook w:val="04A0" w:firstRow="1" w:lastRow="0" w:firstColumn="1" w:lastColumn="0" w:noHBand="0" w:noVBand="1"/>
+      </w:tblPr>
+      <w:tblGrid>
+        <w:gridCol w:w="2516"/>
+        <w:gridCol w:w="2033"/>
+        <w:gridCol w:w="4796"/>
+      </w:tblGrid>
+      <w:tr>
+        <w:tc>
+          <w:tcPr>
+            <w:tcW w:w="0" w:type="auto"/>
+            <w:hideMark/>
+          </w:tcPr>
+          <w:p>
+            <w:pPr>
+              <w:ind w:firstLine="0"/>
+              <w:jc w:val="center"/>
+              <w:rPr>
+                <w:rFonts w:eastAsia="Times New Roman"/>
+                <w:b/>
+                <w:bCs/>
+                <w:sz w:val="24"/>
+                <w:szCs w:val="24"/>
+                <w:lang w:eastAsia="ru-RU"/>
+              </w:rPr>
+            </w:pPr>
+            <w:r>
+              <w:rPr>
+                <w:rFonts w:eastAsia="Times New Roman"/>
+                <w:b/>
+                <w:bCs/>
+                <w:sz w:val="24"/>
+                <w:szCs w:val="24"/>
+                <w:lang w:eastAsia="ru-RU"/>
+              </w:rPr>
+              <w:lastRenderedPageBreak/>
+              <w:t>Пользователь</w:t>
+            </w:r>
+          </w:p>
+        </w:tc>
+        <w:tc>
+          <w:tcPr>
+            <w:tcW w:w="0" w:type="auto"/>
+            <w:hideMark/>
+          </w:tcPr>
+          <w:p>
+            <w:pPr>
+              <w:ind w:firstLine="0"/>
+              <w:jc w:val="center"/>
+              <w:rPr>
+                <w:rFonts w:eastAsia="Times New Roman"/>
+                <w:b/>
+                <w:bCs/>
+                <w:sz w:val="24"/>
+                <w:szCs w:val="24"/>
+                <w:lang w:eastAsia="ru-RU"/>
+              </w:rPr>
+            </w:pPr>
+            <w:r>
+              <w:rPr>
+                <w:rFonts w:eastAsia="Times New Roman"/>
+                <w:b/>
+                <w:bCs/>
+                <w:sz w:val="24"/>
+                <w:szCs w:val="24"/>
+                <w:lang w:eastAsia="ru-RU"/>
+              </w:rPr>
+              <w:t>Роль / Уровень доступа</w:t>
+            </w:r>
+          </w:p>
+        </w:tc>
+        <w:tc>
+          <w:tcPr>
+            <w:tcW w:w="0" w:type="auto"/>
+            <w:hideMark/>
+          </w:tcPr>
+          <w:p>
+            <w:pPr>
+              <w:ind w:firstLine="0"/>
+              <w:jc w:val="center"/>
+              <w:rPr>
+                <w:rFonts w:eastAsia="Times New Roman"/>
+                <w:b/>
+                <w:bCs/>
+                <w:sz w:val="24"/>
+                <w:szCs w:val="24"/>
+                <w:lang w:eastAsia="ru-RU"/>
+              </w:rPr>
+            </w:pPr>
+            <w:r>
+              <w:rPr>
+                <w:rFonts w:eastAsia="Times New Roman"/>
+                <w:b/>
+                <w:bCs/>
+                <w:sz w:val="24"/>
+                <w:szCs w:val="24"/>
+                <w:lang w:eastAsia="ru-RU"/>
+              </w:rPr>
+              <w:t>Основные действия в системе</w:t>
+            </w:r>
+          </w:p>
+        </w:tc>
+      </w:tr>
+      <w:tr>
+        <w:tc>
+          <w:tcPr>
+            <w:tcW w:w="0" w:type="auto"/>
+            <w:hideMark/>
+          </w:tcPr>
+          <w:p>
+            <w:pPr>
+              <w:ind w:firstLine="0"/>
+              <w:jc w:val="left"/>
+              <w:rPr>
+                <w:rFonts w:eastAsia="Times New Roman"/>
+                <w:sz w:val="24"/>
+                <w:szCs w:val="24"/>
+                <w:lang w:eastAsia="ru-RU"/>
+              </w:rPr>
+            </w:pPr>
+            <w:r>
+              <w:rPr>
+                <w:rFonts w:eastAsia="Times New Roman"/>
+                <w:b/>
+                <w:bCs/>
+                <w:sz w:val="24"/>
+                <w:szCs w:val="24"/>
+                <w:lang w:eastAsia="ru-RU"/>
+              </w:rPr>
+              <w:t>Ценовой аналитик</w:t>
+            </w:r>
+          </w:p>
+        </w:tc>
+        <w:tc>
+          <w:tcPr>
+            <w:tcW w:w="0" w:type="auto"/>
+            <w:hideMark/>
+          </w:tcPr>
+          <w:p>
+            <w:pPr>
+              <w:ind w:firstLine="0"/>
+              <w:jc w:val="left"/>
+              <w:rPr>
+                <w:rFonts w:eastAsia="Times New Roman"/>
+                <w:sz w:val="24"/>
+                <w:szCs w:val="24"/>
+                <w:lang w:eastAsia="ru-RU"/>
+              </w:rPr>
+            </w:pPr>
+            <w:r>
+              <w:rPr>
+                <w:rFonts w:eastAsia="Times New Roman"/>
+                <w:sz w:val="24"/>
+                <w:szCs w:val="24"/>
+                <w:lang w:eastAsia="ru-RU"/>
+              </w:rPr>
+              <w:t xml:space="preserve">Основной пользователь </w:t>
+            </w:r>
+          </w:p>
+        </w:tc>
+        <w:tc>
+          <w:tcPr>
+            <w:tcW w:w="0" w:type="auto"/>
+            <w:hideMark/>
+          </w:tcPr>
+          <w:p>
+            <w:pPr>
+              <w:ind w:firstLine="0"/>
+              <w:rPr>
+                <w:rFonts w:eastAsia="Times New Roman"/>
+                <w:sz w:val="24"/>
+                <w:szCs w:val="24"/>
+                <w:lang w:eastAsia="ru-RU"/>
+              </w:rPr>
+            </w:pPr>
+            <w:r>
+              <w:rPr>
+                <w:rFonts w:eastAsia="Times New Roman"/>
+                <w:sz w:val="24"/>
+                <w:szCs w:val="24"/>
+                <w:lang w:eastAsia="ru-RU"/>
+              </w:rPr>
+              <w:t xml:space="preserve">• Просмотр ценовых рекомендаций по всему ассортименту </w:t>
+            </w:r>
+          </w:p>
+          <w:p>
+            <w:pPr>
+              <w:ind w:firstLine="0"/>
+              <w:rPr>
+                <w:rFonts w:eastAsia="Times New Roman"/>
+                <w:sz w:val="24"/>
+                <w:szCs w:val="24"/>
+                <w:lang w:eastAsia="ru-RU"/>
+              </w:rPr>
+            </w:pPr>
+            <w:r>
+              <w:rPr>
+                <w:rFonts w:eastAsia="Times New Roman"/>
+                <w:sz w:val="24"/>
+                <w:szCs w:val="24"/>
+                <w:lang w:eastAsia="ru-RU"/>
+              </w:rPr>
+              <w:t xml:space="preserve">• Анализ ключевых факторов влияния (SHAP-значения) </w:t>
+            </w:r>
+          </w:p>
+          <w:p>
+            <w:pPr>
+              <w:ind w:firstLine="0"/>
+              <w:rPr>
+                <w:rFonts w:eastAsia="Times New Roman"/>
+                <w:sz w:val="24"/>
+                <w:szCs w:val="24"/>
+                <w:lang w:eastAsia="ru-RU"/>
+              </w:rPr>
+            </w:pPr>
+            <w:r>
+              <w:rPr>
+                <w:rFonts w:eastAsia="Times New Roman"/>
+                <w:sz w:val="24"/>
+                <w:szCs w:val="24"/>
+                <w:lang w:eastAsia="ru-RU"/>
+              </w:rPr>
+              <w:t xml:space="preserve">• Утверждение, корректировка или отклонение рекомендаций </w:t>
+            </w:r>
+          </w:p>
+          <w:p>
+            <w:pPr>
+              <w:ind w:firstLine="0"/>
+              <w:rPr>
+                <w:rFonts w:eastAsia="Times New Roman"/>
+                <w:sz w:val="24"/>
+                <w:szCs w:val="24"/>
+                <w:lang w:eastAsia="ru-RU"/>
+              </w:rPr>
+            </w:pPr>
+            <w:r>
+              <w:rPr>
+                <w:rFonts w:eastAsia="Times New Roman"/>
+                <w:sz w:val="24"/>
+                <w:szCs w:val="24"/>
+                <w:lang w:eastAsia="ru-RU"/>
+              </w:rPr>
+              <w:t xml:space="preserve">• Настройка бизнес-правил (ценовые коридоры, минимальная маржа, целевые функции) </w:t>
+            </w:r>
+          </w:p>
+          <w:p>
+            <w:pPr>
+              <w:ind w:firstLine="0"/>
+              <w:rPr>
+                <w:rFonts w:eastAsia="Times New Roman"/>
+                <w:sz w:val="24"/>
+                <w:szCs w:val="24"/>
+                <w:lang w:eastAsia="ru-RU"/>
+              </w:rPr>
+            </w:pPr>
+            <w:r>
+              <w:rPr>
+                <w:rFonts w:eastAsia="Times New Roman"/>
+                <w:sz w:val="24"/>
+                <w:szCs w:val="24"/>
+                <w:lang w:eastAsia="ru-RU"/>
+              </w:rPr>
+              <w:t xml:space="preserve">• Запуск A/B-тестирования </w:t>
+            </w:r>
+          </w:p>
+          <w:p>
+            <w:pPr>
+              <w:ind w:firstLine="0"/>
+              <w:rPr>
+                <w:rFonts w:eastAsia="Times New Roman"/>
+                <w:sz w:val="24"/>
+                <w:szCs w:val="24"/>
+                <w:lang w:eastAsia="ru-RU"/>
+              </w:rPr>
+            </w:pPr>
+            <w:r>
+              <w:rPr>
+                <w:rFonts w:eastAsia="Times New Roman"/>
+                <w:sz w:val="24"/>
+                <w:szCs w:val="24"/>
+                <w:lang w:eastAsia="ru-RU"/>
+              </w:rPr>
+              <w:t xml:space="preserve">• Просмотр отчётов «прогноз </w:t>
+            </w:r>
+            <w:proofErr w:type="spellStart"/>
+            <w:r>
+              <w:rPr>
+                <w:rFonts w:eastAsia="Times New Roman"/>
+                <w:sz w:val="24"/>
+                <w:szCs w:val="24"/>
+                <w:lang w:eastAsia="ru-RU"/>
+              </w:rPr>
+              <w:t>vs</w:t>
+            </w:r>
+            <w:proofErr w:type="spellEnd"/>
+            <w:r>
+              <w:rPr>
+                <w:rFonts w:eastAsia="Times New Roman"/>
+                <w:sz w:val="24"/>
+                <w:szCs w:val="24"/>
+                <w:lang w:eastAsia="ru-RU"/>
+              </w:rPr>
+              <w:t xml:space="preserve"> факт» и эффективности ценообразования</w:t>
+            </w:r>
+          </w:p>
+        </w:tc>
+      </w:tr>
+      <w:tr>
+        <w:tc>
+          <w:tcPr>
+            <w:tcW w:w="0" w:type="auto"/>
+            <w:hideMark/>
+          </w:tcPr>
+          <w:p>
+            <w:pPr>
+              <w:ind w:firstLine="0"/>
+              <w:jc w:val="left"/>
+              <w:rPr>
+                <w:rFonts w:eastAsia="Times New Roman"/>
+                <w:sz w:val="24"/>
+                <w:szCs w:val="24"/>
+                <w:lang w:eastAsia="ru-RU"/>
+              </w:rPr>
+            </w:pPr>
+            <w:r>
+              <w:rPr>
+                <w:rFonts w:eastAsia="Times New Roman"/>
+                <w:b/>
+                <w:bCs/>
+                <w:sz w:val="24"/>
+                <w:szCs w:val="24"/>
+                <w:lang w:eastAsia="ru-RU"/>
+              </w:rPr>
+              <w:t>Администратор</w:t>
+            </w:r>
+          </w:p>
+        </w:tc>
+        <w:tc>
+          <w:tcPr>
+            <w:tcW w:w="0" w:type="auto"/>
+            <w:hideMark/>
+          </w:tcPr>
+          <w:p>
+            <w:pPr>
+              <w:ind w:firstLine="0"/>
+              <w:jc w:val="left"/>
+              <w:rPr>
+                <w:rFonts w:eastAsia="Times New Roman"/>
+                <w:sz w:val="24"/>
+                <w:szCs w:val="24"/>
+                <w:lang w:eastAsia="ru-RU"/>
+              </w:rPr>
+            </w:pPr>
+            <w:r>
+              <w:rPr>
+                <w:rFonts w:eastAsia="Times New Roman"/>
+                <w:sz w:val="24"/>
+                <w:szCs w:val="24"/>
+                <w:lang w:eastAsia="ru-RU"/>
+              </w:rPr>
+              <w:t xml:space="preserve">Полный доступ </w:t>
+            </w:r>
+          </w:p>
+        </w:tc>
+        <w:tc>
+          <w:tcPr>
+            <w:tcW w:w="0" w:type="auto"/>
+            <w:hideMark/>
+          </w:tcPr>
+          <w:p>
+            <w:pPr>
+              <w:ind w:firstLine="0"/>
+              <w:rPr>
+                <w:rFonts w:eastAsia="Times New Roman"/>
+                <w:sz w:val="24"/>
+                <w:szCs w:val="24"/>
+                <w:lang w:eastAsia="ru-RU"/>
+              </w:rPr>
+            </w:pPr>
+            <w:r>
+              <w:rPr>
+                <w:rFonts w:eastAsia="Times New Roman"/>
+                <w:sz w:val="24"/>
+                <w:szCs w:val="24"/>
+                <w:lang w:eastAsia="ru-RU"/>
+              </w:rPr>
+              <w:t xml:space="preserve">• Управление пользователями и ролями </w:t>
+            </w:r>
+          </w:p>
+          <w:p>
+            <w:pPr>
+              <w:ind w:firstLine="0"/>
+              <w:rPr>
+                <w:rFonts w:eastAsia="Times New Roman"/>
+                <w:sz w:val="24"/>
+                <w:szCs w:val="24"/>
+                <w:lang w:eastAsia="ru-RU"/>
+              </w:rPr>
+            </w:pPr>
+            <w:r>
+              <w:rPr>
+                <w:rFonts w:eastAsia="Times New Roman"/>
+                <w:sz w:val="24"/>
+                <w:szCs w:val="24"/>
+                <w:lang w:eastAsia="ru-RU"/>
+              </w:rPr>
+              <w:t xml:space="preserve">• Настройка интеграций с внешними системами (1С, сайт, парсеры конкурентов) </w:t>
+            </w:r>
+          </w:p>
+          <w:p>
+            <w:pPr>
+              <w:ind w:firstLine="0"/>
+              <w:rPr>
+                <w:rFonts w:eastAsia="Times New Roman"/>
+                <w:sz w:val="24"/>
+                <w:szCs w:val="24"/>
+                <w:lang w:eastAsia="ru-RU"/>
+              </w:rPr>
+            </w:pPr>
+            <w:r>
+              <w:rPr>
+                <w:rFonts w:eastAsia="Times New Roman"/>
+                <w:sz w:val="24"/>
+                <w:szCs w:val="24"/>
+                <w:lang w:eastAsia="ru-RU"/>
+              </w:rPr>
+              <w:t xml:space="preserve">• Управление параметрами системы и расписанием циклов </w:t>
+            </w:r>
+          </w:p>
+          <w:p>
+            <w:pPr>
+              <w:ind w:firstLine="0"/>
+              <w:rPr>
+                <w:rFonts w:eastAsia="Times New Roman"/>
+                <w:sz w:val="24"/>
+                <w:szCs w:val="24"/>
+                <w:lang w:eastAsia="ru-RU"/>
+              </w:rPr>
+            </w:pPr>
+            <w:r>
+              <w:rPr>
+                <w:rFonts w:eastAsia="Times New Roman"/>
+                <w:sz w:val="24"/>
+                <w:szCs w:val="24"/>
+                <w:lang w:eastAsia="ru-RU"/>
+              </w:rPr>
+              <w:t xml:space="preserve">• Просмотр полного аудит-лога изменений </w:t>
+            </w:r>
+          </w:p>
+          <w:p>
+            <w:pPr>
+              <w:ind w:firstLine="0"/>
+              <w:rPr>
+                <w:rFonts w:eastAsia="Times New Roman"/>
+                <w:sz w:val="24"/>
+                <w:szCs w:val="24"/>
+                <w:lang w:eastAsia="ru-RU"/>
+              </w:rPr>
+            </w:pPr>
+            <w:r>
+              <w:rPr>
+                <w:rFonts w:eastAsia="Times New Roman"/>
+                <w:sz w:val="24"/>
+                <w:szCs w:val="24"/>
+                <w:lang w:eastAsia="ru-RU"/>
+              </w:rPr>
+              <w:t>• Управление версиями ML-моделей и откат к предыдущим версиям</w:t>
+            </w:r>
+          </w:p>
+        </w:tc>
+      </w:tr>
+      <w:tr>
+        <w:tc>
+          <w:tcPr>
+            <w:tcW w:w="0" w:type="auto"/>
+            <w:hideMark/>
+          </w:tcPr>
+          <w:p>
+            <w:pPr>
+              <w:ind w:firstLine="0"/>
+              <w:jc w:val="left"/>
+              <w:rPr>
+                <w:rFonts w:eastAsia="Times New Roman"/>
+                <w:sz w:val="24"/>
+                <w:szCs w:val="24"/>
+                <w:lang w:eastAsia="ru-RU"/>
+              </w:rPr>
+            </w:pPr>
+            <w:r>
+              <w:rPr>
+                <w:rFonts w:eastAsia="Times New Roman"/>
+                <w:b/>
+                <w:bCs/>
+                <w:sz w:val="24"/>
+                <w:szCs w:val="24"/>
+                <w:lang w:eastAsia="ru-RU"/>
+              </w:rPr>
+              <w:t>Наблюдатель (Руководитель)</w:t>
+            </w:r>
+          </w:p>
+        </w:tc>
+        <w:tc>
+          <w:tcPr>
+            <w:tcW w:w="0" w:type="auto"/>
+            <w:hideMark/>
+          </w:tcPr>
+          <w:p>
+            <w:pPr>
+              <w:ind w:firstLine="0"/>
+              <w:jc w:val="left"/>
+              <w:rPr>
+                <w:rFonts w:eastAsia="Times New Roman"/>
+                <w:sz w:val="24"/>
+                <w:szCs w:val="24"/>
+                <w:lang w:eastAsia="ru-RU"/>
+              </w:rPr>
+            </w:pPr>
+            <w:r>
+              <w:rPr>
+                <w:rFonts w:eastAsia="Times New Roman"/>
+                <w:sz w:val="24"/>
+                <w:szCs w:val="24"/>
+                <w:lang w:eastAsia="ru-RU"/>
+              </w:rPr>
+              <w:t xml:space="preserve">Только просмотр </w:t>
+            </w:r>
+          </w:p>
+        </w:tc>
+        <w:tc>
+          <w:tcPr>
+            <w:tcW w:w="0" w:type="auto"/>
+            <w:hideMark/>
+          </w:tcPr>
+          <w:p>
+            <w:pPr>
+              <w:ind w:firstLine="0"/>
+              <w:rPr>
+                <w:rFonts w:eastAsia="Times New Roman"/>
+                <w:sz w:val="24"/>
+                <w:szCs w:val="24"/>
+                <w:lang w:eastAsia="ru-RU"/>
+              </w:rPr>
+            </w:pPr>
+            <w:r>
+              <w:rPr>
+                <w:rFonts w:eastAsia="Times New Roman"/>
+                <w:sz w:val="24"/>
+                <w:szCs w:val="24"/>
+                <w:lang w:eastAsia="ru-RU"/>
+              </w:rPr>
+              <w:t xml:space="preserve">• Просмотр сводных </w:t>
+            </w:r>
+            <w:proofErr w:type="spellStart"/>
+            <w:r>
+              <w:rPr>
+                <w:rFonts w:eastAsia="Times New Roman"/>
+                <w:sz w:val="24"/>
+                <w:szCs w:val="24"/>
+                <w:lang w:eastAsia="ru-RU"/>
+              </w:rPr>
+              <w:t>дашбордов</w:t>
+            </w:r>
+            <w:proofErr w:type="spellEnd"/>
+            <w:r>
+              <w:rPr>
+                <w:rFonts w:eastAsia="Times New Roman"/>
+                <w:sz w:val="24"/>
+                <w:szCs w:val="24"/>
+                <w:lang w:eastAsia="ru-RU"/>
+              </w:rPr>
+              <w:t xml:space="preserve"> и отчётов об эффективности </w:t>
+            </w:r>
+          </w:p>
+          <w:p>
+            <w:pPr>
+              <w:ind w:firstLine="0"/>
+              <w:rPr>
+                <w:rFonts w:eastAsia="Times New Roman"/>
+                <w:sz w:val="24"/>
+                <w:szCs w:val="24"/>
+                <w:lang w:eastAsia="ru-RU"/>
+              </w:rPr>
+            </w:pPr>
+            <w:r>
+              <w:rPr>
+                <w:rFonts w:eastAsia="Times New Roman"/>
+                <w:sz w:val="24"/>
+                <w:szCs w:val="24"/>
+                <w:lang w:eastAsia="ru-RU"/>
+              </w:rPr>
+              <w:t xml:space="preserve">• Анализ общей динамики цен и маржинальности </w:t>
+            </w:r>
+          </w:p>
+          <w:p>
+            <w:pPr>
+              <w:ind w:firstLine="0"/>
+              <w:rPr>
+                <w:rFonts w:eastAsia="Times New Roman"/>
+                <w:sz w:val="24"/>
+                <w:szCs w:val="24"/>
+                <w:lang w:eastAsia="ru-RU"/>
+              </w:rPr>
+            </w:pPr>
+            <w:r>
+              <w:rPr>
+                <w:rFonts w:eastAsia="Times New Roman"/>
+                <w:sz w:val="24"/>
+                <w:szCs w:val="24"/>
+                <w:lang w:eastAsia="ru-RU"/>
+              </w:rPr>
+              <w:t>• Получение уведомлений о значимых изменениях</w:t>
+            </w:r>
+          </w:p>
+        </w:tc>
+      </w:tr>
+    </w:tbl>
+    <w:p>
+      <w:pPr>
+        <w:spacing w:before="240"/>
+      </w:pPr>
+      <w:r>
+        <w:t xml:space="preserve">Все действия пользователей </w:t>
+      </w:r>
+      <w:r>
+        <w:t>связаны</w:t>
+      </w:r>
+      <w:r>
+        <w:t>. Ценовой аналитик является ключевым пользователем системы, так как именно он принимает финальные решения по ценам. Администратор обеспечивает техническую поддержку и безопасность, а Наблюдатель осуществляет контроль на управленческом уровне.</w:t>
+      </w:r>
+    </w:p>
     <w:p>
       <w:pPr>
         <w:pStyle w:val="1"/>
@@ -181,7 +841,7 @@
         </w:numPr>
       </w:pPr>
       <w:r>
-        <w:t>Система должна отображать факторы, оказавшие наибольшее влияние на формирование рекомендованной цены.</w:t>
+        <w:t>Система должна отображать для каждой ценовой рекомендации не менее 3 факторов, оказавших наибольшее влияние на цену (рассчитанных методом SHAP), в порядке убывания значимости.</w:t>
       </w:r>
     </w:p>
     <w:p>
@@ -321,7 +981,7 @@
         </w:numPr>
       </w:pPr>
       <w:r>
-        <w:t>Система должна автоматически уведомлять пользователей о завершении расчётов, изменениях цен и других значимых событиях.</w:t>
+        <w:t>Система должна отправлять пользователю уведомление в интерфейсе не позднее 1 минуты после: завершения расчёта ценовых рекомендаций, утверждения или отклонения рекомендации аналитиком, ошибки интеграции с внешней системой.</w:t>
       </w:r>
     </w:p>
     <w:p/>
@@ -370,7 +1030,7 @@
         </w:numPr>
       </w:pPr>
       <w:r>
-        <w:t>Администратор должен иметь возможность настраивать интеграцию системы с внешними информационными ресурсами.</w:t>
+        <w:t>Администратор должен иметь возможность настраивать интеграцию с учётной системой 1С, сайтом компании и минимум одним сервисом мониторинга цен конкурентов.</w:t>
       </w:r>
     </w:p>
     <w:p>
@@ -383,6 +1043,18 @@
       </w:pPr>
       <w:r>
         <w:t>Администратор должен иметь возможность управлять версиями моделей машинного обучения и выполнять откат к предыдущим версиям.</w:t>
+      </w:r>
+    </w:p>
+    <w:p>
+      <w:pPr>
+        <w:pStyle w:val="a7"/>
+        <w:numPr>
+          <w:ilvl w:val="0"/>
+          <w:numId w:val="23"/>
+        </w:numPr>
+      </w:pPr>
+      <w:r>
+        <w:t>Администратор должен иметь возможность просматривать журнал аудита действий пользователей.</w:t>
       </w:r>
     </w:p>
     <w:p>

--- a/docs/Требования.docx
+++ b/docs/Требования.docx
@@ -498,7 +498,7 @@
                 <w:szCs w:val="24"/>
                 <w:lang w:eastAsia="ru-RU"/>
               </w:rPr>
-              <w:t>• Управление версиями ML-моделей и откат к предыдущим версиям</w:t>
+              <w:t>• Управление версиями моделей машинного обучения и откат к предыдущим версиям</w:t>
             </w:r>
           </w:p>
         </w:tc>

--- a/docs/Требования.docx
+++ b/docs/Требования.docx
@@ -1270,6 +1270,18 @@
       </w:pPr>
       <w:r>
         <w:t>Конфиденциальные данные должны храниться в защищённом виде.</w:t>
+      </w:r>
+    </w:p>
+    <w:p>
+      <w:pPr>
+        <w:pStyle w:val="a7"/>
+        <w:numPr>
+          <w:ilvl w:val="0"/>
+          <w:numId w:val="32"/>
+        </w:numPr>
+      </w:pPr>
+      <w:r>
+        <w:t>Система должна блокировать учётную запись после 5 неудачных попыток входа.</w:t>
       </w:r>
     </w:p>
     <w:p>
